--- a/docs/OS2faktor Login - Entra ID - External Authentication Method.docx
+++ b/docs/OS2faktor Login - Entra ID - External Authentication Method.docx
@@ -1,6 +1,6 @@
 
 <file path=word/document.xml><?xml version="1.0" encoding="utf-8"?>
-<w:document xmlns:wpc="http://schemas.microsoft.com/office/word/2010/wordprocessingCanvas" xmlns:cx="http://schemas.microsoft.com/office/drawing/2014/chartex" xmlns:cx1="http://schemas.microsoft.com/office/drawing/2015/9/8/chartex" xmlns:cx2="http://schemas.microsoft.com/office/drawing/2015/10/21/chartex" xmlns:cx3="http://schemas.microsoft.com/office/drawing/2016/5/9/chartex" xmlns:cx4="http://schemas.microsoft.com/office/drawing/2016/5/10/chartex" xmlns:cx5="http://schemas.microsoft.com/office/drawing/2016/5/11/chartex" xmlns:cx6="http://schemas.microsoft.com/office/drawing/2016/5/12/chartex" xmlns:cx7="http://schemas.microsoft.com/office/drawing/2016/5/13/chartex" xmlns:cx8="http://schemas.microsoft.com/office/drawing/2016/5/14/chartex" xmlns:mc="http://schemas.openxmlformats.org/markup-compatibility/2006" xmlns:aink="http://schemas.microsoft.com/office/drawing/2016/ink" xmlns:am3d="http://schemas.microsoft.com/office/drawing/2017/model3d" xmlns:o="urn:schemas-microsoft-com:office:office" xmlns:oel="http://schemas.microsoft.com/office/2019/extlst" xmlns:r="http://schemas.openxmlformats.org/officeDocument/2006/relationships" xmlns:m="http://schemas.openxmlformats.org/officeDocument/2006/math" xmlns:v="urn:schemas-microsoft-com:vml" xmlns:wp14="http://schemas.microsoft.com/office/word/2010/wordprocessingDrawing" xmlns:wp="http://schemas.openxmlformats.org/drawingml/2006/wordprocessingDrawing" xmlns:w10="urn:schemas-microsoft-com:office:word" xmlns:w="http://schemas.openxmlformats.org/wordprocessingml/2006/main" xmlns:w14="http://schemas.microsoft.com/office/word/2010/wordml" xmlns:w15="http://schemas.microsoft.com/office/word/2012/wordml" xmlns:w16cex="http://schemas.microsoft.com/office/word/2018/wordml/cex" xmlns:w16cid="http://schemas.microsoft.com/office/word/2016/wordml/cid" xmlns:w16="http://schemas.microsoft.com/office/word/2018/wordml" xmlns:w16du="http://schemas.microsoft.com/office/word/2023/wordml/word16du" xmlns:w16sdtdh="http://schemas.microsoft.com/office/word/2020/wordml/sdtdatahash" xmlns:w16se="http://schemas.microsoft.com/office/word/2015/wordml/symex" xmlns:wpg="http://schemas.microsoft.com/office/word/2010/wordprocessingGroup" xmlns:wpi="http://schemas.microsoft.com/office/word/2010/wordprocessingInk" xmlns:wne="http://schemas.microsoft.com/office/word/2006/wordml" xmlns:wps="http://schemas.microsoft.com/office/word/2010/wordprocessingShape" mc:Ignorable="w14 w15 w16se w16cid w16 w16cex w16sdtdh w16du wp14">
+<w:document xmlns:wpc="http://schemas.microsoft.com/office/word/2010/wordprocessingCanvas" xmlns:cx="http://schemas.microsoft.com/office/drawing/2014/chartex" xmlns:cx1="http://schemas.microsoft.com/office/drawing/2015/9/8/chartex" xmlns:cx2="http://schemas.microsoft.com/office/drawing/2015/10/21/chartex" xmlns:cx3="http://schemas.microsoft.com/office/drawing/2016/5/9/chartex" xmlns:cx4="http://schemas.microsoft.com/office/drawing/2016/5/10/chartex" xmlns:cx5="http://schemas.microsoft.com/office/drawing/2016/5/11/chartex" xmlns:cx6="http://schemas.microsoft.com/office/drawing/2016/5/12/chartex" xmlns:cx7="http://schemas.microsoft.com/office/drawing/2016/5/13/chartex" xmlns:cx8="http://schemas.microsoft.com/office/drawing/2016/5/14/chartex" xmlns:mc="http://schemas.openxmlformats.org/markup-compatibility/2006" xmlns:aink="http://schemas.microsoft.com/office/drawing/2016/ink" xmlns:am3d="http://schemas.microsoft.com/office/drawing/2017/model3d" xmlns:o="urn:schemas-microsoft-com:office:office" xmlns:oel="http://schemas.microsoft.com/office/2019/extlst" xmlns:r="http://schemas.openxmlformats.org/officeDocument/2006/relationships" xmlns:m="http://schemas.openxmlformats.org/officeDocument/2006/math" xmlns:v="urn:schemas-microsoft-com:vml" xmlns:wp14="http://schemas.microsoft.com/office/word/2010/wordprocessingDrawing" xmlns:wp="http://schemas.openxmlformats.org/drawingml/2006/wordprocessingDrawing" xmlns:w10="urn:schemas-microsoft-com:office:word" xmlns:w="http://schemas.openxmlformats.org/wordprocessingml/2006/main" xmlns:w14="http://schemas.microsoft.com/office/word/2010/wordml" xmlns:w15="http://schemas.microsoft.com/office/word/2012/wordml" xmlns:w16cex="http://schemas.microsoft.com/office/word/2018/wordml/cex" xmlns:w16cid="http://schemas.microsoft.com/office/word/2016/wordml/cid" xmlns:w16="http://schemas.microsoft.com/office/word/2018/wordml" xmlns:w16du="http://schemas.microsoft.com/office/word/2023/wordml/word16du" xmlns:w16sdtdh="http://schemas.microsoft.com/office/word/2020/wordml/sdtdatahash" xmlns:w16sdtfl="http://schemas.microsoft.com/office/word/2024/wordml/sdtformatlock" xmlns:w16se="http://schemas.microsoft.com/office/word/2015/wordml/symex" xmlns:wpg="http://schemas.microsoft.com/office/word/2010/wordprocessingGroup" xmlns:wpi="http://schemas.microsoft.com/office/word/2010/wordprocessingInk" xmlns:wne="http://schemas.microsoft.com/office/word/2006/wordml" xmlns:wps="http://schemas.microsoft.com/office/word/2010/wordprocessingShape" mc:Ignorable="w14 w15 w16se w16cid w16 w16cex w16sdtdh w16sdtfl w16du wp14">
   <w:body>
     <w:p>
       <w:pPr>
@@ -147,7 +147,7 @@
         <w:t>.</w:t>
       </w:r>
       <w:r>
-        <w:t>0</w:t>
+        <w:t>1</w:t>
       </w:r>
       <w:r>
         <w:t>.</w:t>
@@ -174,25 +174,22 @@
         <w:tab/>
       </w:r>
       <w:r>
-        <w:t>01</w:t>
+        <w:t>18</w:t>
       </w:r>
       <w:r>
         <w:t>.</w:t>
       </w:r>
       <w:r>
-        <w:t>1</w:t>
+        <w:t>03</w:t>
+      </w:r>
+      <w:r>
+        <w:t>.20</w:t>
       </w:r>
       <w:r>
         <w:t>2</w:t>
       </w:r>
       <w:r>
-        <w:t>.20</w:t>
-      </w:r>
-      <w:r>
-        <w:t>2</w:t>
-      </w:r>
-      <w:r>
-        <w:t>4</w:t>
+        <w:t>6</w:t>
       </w:r>
     </w:p>
     <w:p>
@@ -729,7 +726,7 @@
           <w:lang w:val="da-DK"/>
         </w:rPr>
         <w:drawing>
-          <wp:inline distT="0" distB="0" distL="0" distR="0" wp14:anchorId="1CAACDFD" wp14:editId="42A8ACC2">
+          <wp:inline distT="0" distB="0" distL="0" distR="0" wp14:anchorId="1CAACDFD" wp14:editId="457B5CAE">
             <wp:extent cx="3191986" cy="1931486"/>
             <wp:effectExtent l="0" t="0" r="8890" b="0"/>
             <wp:docPr id="1638870724" name="Picture 3" descr="A screenshot of a computer&#10;&#10;Description automatically generated"/>
@@ -992,7 +989,7 @@
           <w:lang w:val="da-DK"/>
         </w:rPr>
         <w:drawing>
-          <wp:inline distT="0" distB="0" distL="0" distR="0" wp14:anchorId="3C9F4190" wp14:editId="4AAF504E">
+          <wp:inline distT="0" distB="0" distL="0" distR="0" wp14:anchorId="3C9F4190" wp14:editId="1E8A94CE">
             <wp:extent cx="3416378" cy="2237057"/>
             <wp:effectExtent l="0" t="0" r="0" b="0"/>
             <wp:docPr id="1511202049" name="Picture 12" descr="A screenshot of a computer application&#10;&#10;Description automatically generated"/>
@@ -1238,7 +1235,7 @@
           <w:lang w:val="da-DK"/>
         </w:rPr>
         <w:drawing>
-          <wp:inline distT="0" distB="0" distL="0" distR="0" wp14:anchorId="26C9AA8B" wp14:editId="70AA2737">
+          <wp:inline distT="0" distB="0" distL="0" distR="0" wp14:anchorId="26C9AA8B" wp14:editId="1BB8E088">
             <wp:extent cx="4588830" cy="2053975"/>
             <wp:effectExtent l="0" t="0" r="2540" b="3810"/>
             <wp:docPr id="1955634481" name="Picture 9" descr="A screenshot of a computer&#10;&#10;Description automatically generated"/>
@@ -1424,7 +1421,7 @@
           <w:lang w:val="da-DK"/>
         </w:rPr>
         <w:drawing>
-          <wp:inline distT="0" distB="0" distL="0" distR="0" wp14:anchorId="56437083" wp14:editId="0F0FEAAA">
+          <wp:inline distT="0" distB="0" distL="0" distR="0" wp14:anchorId="56437083" wp14:editId="7094E8EE">
             <wp:extent cx="5858942" cy="2507588"/>
             <wp:effectExtent l="0" t="0" r="0" b="7620"/>
             <wp:docPr id="2112754365" name="Picture 2" descr="A screenshot of a computer&#10;&#10;Description automatically generated"/>
@@ -1564,7 +1561,20 @@
           <w:lang w:val="da-DK"/>
         </w:rPr>
         <w:lastRenderedPageBreak/>
-        <w:t>I den dialog der kommer frem, skal man udfylde ClientID og App ID med samme værdi (det App ID som ens app er oprettet med under app registration), og discovery endpoint er /</w:t>
+        <w:t>I den dialog der kommer frem, skal man udfylde ClientID og App ID med samme værdi (det App ID som ens app er oprettet med under app registration), og discovery endpoint er</w:t>
+      </w:r>
+    </w:p>
+    <w:p>
+      <w:pPr>
+        <w:rPr>
+          <w:lang w:val="da-DK"/>
+        </w:rPr>
+      </w:pPr>
+      <w:r>
+        <w:rPr>
+          <w:lang w:val="da-DK"/>
+        </w:rPr>
+        <w:t>/</w:t>
       </w:r>
       <w:r>
         <w:rPr>
@@ -1576,7 +1586,38 @@
         <w:rPr>
           <w:lang w:val="da-DK"/>
         </w:rPr>
-        <w:t>/openid-configuration endpointet på ens OS2faktor Login IdP installation.</w:t>
+        <w:t>/</w:t>
+      </w:r>
+      <w:r>
+        <w:rPr>
+          <w:lang w:val="da-DK"/>
+        </w:rPr>
+        <w:t>.well-known/</w:t>
+      </w:r>
+      <w:r>
+        <w:rPr>
+          <w:lang w:val="da-DK"/>
+        </w:rPr>
+        <w:t>openid-configuration</w:t>
+      </w:r>
+    </w:p>
+    <w:p>
+      <w:pPr>
+        <w:rPr>
+          <w:lang w:val="da-DK"/>
+        </w:rPr>
+      </w:pPr>
+      <w:r>
+        <w:rPr>
+          <w:lang w:val="da-DK"/>
+        </w:rPr>
+        <w:t>Med en base-url der peger på ens</w:t>
+      </w:r>
+      <w:r>
+        <w:rPr>
+          <w:lang w:val="da-DK"/>
+        </w:rPr>
+        <w:t xml:space="preserve"> OS2faktor Login IdP installation.</w:t>
       </w:r>
     </w:p>
     <w:p>
@@ -1592,10 +1633,10 @@
           <w:lang w:val="da-DK"/>
         </w:rPr>
         <w:drawing>
-          <wp:inline distT="0" distB="0" distL="0" distR="0" wp14:anchorId="5958CE9F" wp14:editId="773DA0F0">
-            <wp:extent cx="6120130" cy="1826895"/>
-            <wp:effectExtent l="0" t="0" r="0" b="1905"/>
-            <wp:docPr id="1755032793" name="Picture 3" descr="A screenshot of a computer&#10;&#10;Description automatically generated"/>
+          <wp:inline distT="0" distB="0" distL="0" distR="0" wp14:anchorId="5958CE9F" wp14:editId="35871EC1">
+            <wp:extent cx="6120130" cy="1414825"/>
+            <wp:effectExtent l="0" t="0" r="0" b="0"/>
+            <wp:docPr id="1755032793" name="Picture 3"/>
             <wp:cNvGraphicFramePr>
               <a:graphicFrameLocks xmlns:a="http://schemas.openxmlformats.org/drawingml/2006/main" noChangeAspect="1"/>
             </wp:cNvGraphicFramePr>
@@ -1603,7 +1644,7 @@
               <a:graphicData uri="http://schemas.openxmlformats.org/drawingml/2006/picture">
                 <pic:pic xmlns:pic="http://schemas.openxmlformats.org/drawingml/2006/picture">
                   <pic:nvPicPr>
-                    <pic:cNvPr id="1755032793" name="Picture 3" descr="A screenshot of a computer&#10;&#10;Description automatically generated"/>
+                    <pic:cNvPr id="1755032793" name="Picture 3"/>
                     <pic:cNvPicPr/>
                   </pic:nvPicPr>
                   <pic:blipFill>
@@ -1621,7 +1662,7 @@
                   <pic:spPr>
                     <a:xfrm>
                       <a:off x="0" y="0"/>
-                      <a:ext cx="6120130" cy="1826895"/>
+                      <a:ext cx="6120130" cy="1414825"/>
                     </a:xfrm>
                     <a:prstGeom prst="rect">
                       <a:avLst/>
@@ -1651,6 +1692,46 @@
           <w:lang w:val="da-DK"/>
         </w:rPr>
         <w:t>.</w:t>
+      </w:r>
+    </w:p>
+    <w:p>
+      <w:pPr>
+        <w:rPr>
+          <w:lang w:val="da-DK"/>
+        </w:rPr>
+      </w:pPr>
+      <w:r>
+        <w:rPr>
+          <w:b/>
+          <w:bCs/>
+          <w:lang w:val="da-DK"/>
+        </w:rPr>
+        <w:t>OBS!</w:t>
+      </w:r>
+      <w:r>
+        <w:rPr>
+          <w:lang w:val="da-DK"/>
+        </w:rPr>
+        <w:t xml:space="preserve"> En opdatering siden version af denne guide, er at /.well-known/ segmentet nu indgår i ovenstående discovery endpoint adresse, og den er krævet, så husk at få den med </w:t>
+      </w:r>
+      <w:r>
+        <w:rPr>
+          <mc:AlternateContent>
+            <mc:Choice Requires="w16se"/>
+            <mc:Fallback>
+              <w:rFonts w:ascii="Segoe UI Emoji" w:eastAsia="Segoe UI Emoji" w:hAnsi="Segoe UI Emoji" w:cs="Segoe UI Emoji"/>
+            </mc:Fallback>
+          </mc:AlternateContent>
+          <w:lang w:val="da-DK"/>
+        </w:rPr>
+        <mc:AlternateContent>
+          <mc:Choice Requires="w16se">
+            <w16se:symEx w16se:font="Segoe UI Emoji" w16se:char="1F60A"/>
+          </mc:Choice>
+          <mc:Fallback>
+            <w:t>😊</w:t>
+          </mc:Fallback>
+        </mc:AlternateContent>
       </w:r>
     </w:p>
     <w:sectPr>
@@ -1667,7 +1748,7 @@
 </file>
 
 <file path=word/endnotes.xml><?xml version="1.0" encoding="utf-8"?>
-<w:endnotes xmlns:wpc="http://schemas.microsoft.com/office/word/2010/wordprocessingCanvas" xmlns:cx="http://schemas.microsoft.com/office/drawing/2014/chartex" xmlns:cx1="http://schemas.microsoft.com/office/drawing/2015/9/8/chartex" xmlns:cx2="http://schemas.microsoft.com/office/drawing/2015/10/21/chartex" xmlns:cx3="http://schemas.microsoft.com/office/drawing/2016/5/9/chartex" xmlns:cx4="http://schemas.microsoft.com/office/drawing/2016/5/10/chartex" xmlns:cx5="http://schemas.microsoft.com/office/drawing/2016/5/11/chartex" xmlns:cx6="http://schemas.microsoft.com/office/drawing/2016/5/12/chartex" xmlns:cx7="http://schemas.microsoft.com/office/drawing/2016/5/13/chartex" xmlns:cx8="http://schemas.microsoft.com/office/drawing/2016/5/14/chartex" xmlns:mc="http://schemas.openxmlformats.org/markup-compatibility/2006" xmlns:aink="http://schemas.microsoft.com/office/drawing/2016/ink" xmlns:am3d="http://schemas.microsoft.com/office/drawing/2017/model3d" xmlns:o="urn:schemas-microsoft-com:office:office" xmlns:oel="http://schemas.microsoft.com/office/2019/extlst" xmlns:r="http://schemas.openxmlformats.org/officeDocument/2006/relationships" xmlns:m="http://schemas.openxmlformats.org/officeDocument/2006/math" xmlns:v="urn:schemas-microsoft-com:vml" xmlns:wp14="http://schemas.microsoft.com/office/word/2010/wordprocessingDrawing" xmlns:wp="http://schemas.openxmlformats.org/drawingml/2006/wordprocessingDrawing" xmlns:w10="urn:schemas-microsoft-com:office:word" xmlns:w="http://schemas.openxmlformats.org/wordprocessingml/2006/main" xmlns:w14="http://schemas.microsoft.com/office/word/2010/wordml" xmlns:w15="http://schemas.microsoft.com/office/word/2012/wordml" xmlns:w16cex="http://schemas.microsoft.com/office/word/2018/wordml/cex" xmlns:w16cid="http://schemas.microsoft.com/office/word/2016/wordml/cid" xmlns:w16="http://schemas.microsoft.com/office/word/2018/wordml" xmlns:w16du="http://schemas.microsoft.com/office/word/2023/wordml/word16du" xmlns:w16sdtdh="http://schemas.microsoft.com/office/word/2020/wordml/sdtdatahash" xmlns:w16se="http://schemas.microsoft.com/office/word/2015/wordml/symex" xmlns:wpg="http://schemas.microsoft.com/office/word/2010/wordprocessingGroup" xmlns:wpi="http://schemas.microsoft.com/office/word/2010/wordprocessingInk" xmlns:wne="http://schemas.microsoft.com/office/word/2006/wordml" xmlns:wps="http://schemas.microsoft.com/office/word/2010/wordprocessingShape" mc:Ignorable="w14 w15 w16se w16cid w16 w16cex w16sdtdh w16du wp14">
+<w:endnotes xmlns:wpc="http://schemas.microsoft.com/office/word/2010/wordprocessingCanvas" xmlns:cx="http://schemas.microsoft.com/office/drawing/2014/chartex" xmlns:cx1="http://schemas.microsoft.com/office/drawing/2015/9/8/chartex" xmlns:cx2="http://schemas.microsoft.com/office/drawing/2015/10/21/chartex" xmlns:cx3="http://schemas.microsoft.com/office/drawing/2016/5/9/chartex" xmlns:cx4="http://schemas.microsoft.com/office/drawing/2016/5/10/chartex" xmlns:cx5="http://schemas.microsoft.com/office/drawing/2016/5/11/chartex" xmlns:cx6="http://schemas.microsoft.com/office/drawing/2016/5/12/chartex" xmlns:cx7="http://schemas.microsoft.com/office/drawing/2016/5/13/chartex" xmlns:cx8="http://schemas.microsoft.com/office/drawing/2016/5/14/chartex" xmlns:mc="http://schemas.openxmlformats.org/markup-compatibility/2006" xmlns:aink="http://schemas.microsoft.com/office/drawing/2016/ink" xmlns:am3d="http://schemas.microsoft.com/office/drawing/2017/model3d" xmlns:o="urn:schemas-microsoft-com:office:office" xmlns:oel="http://schemas.microsoft.com/office/2019/extlst" xmlns:r="http://schemas.openxmlformats.org/officeDocument/2006/relationships" xmlns:m="http://schemas.openxmlformats.org/officeDocument/2006/math" xmlns:v="urn:schemas-microsoft-com:vml" xmlns:wp14="http://schemas.microsoft.com/office/word/2010/wordprocessingDrawing" xmlns:wp="http://schemas.openxmlformats.org/drawingml/2006/wordprocessingDrawing" xmlns:w10="urn:schemas-microsoft-com:office:word" xmlns:w="http://schemas.openxmlformats.org/wordprocessingml/2006/main" xmlns:w14="http://schemas.microsoft.com/office/word/2010/wordml" xmlns:w15="http://schemas.microsoft.com/office/word/2012/wordml" xmlns:w16cex="http://schemas.microsoft.com/office/word/2018/wordml/cex" xmlns:w16cid="http://schemas.microsoft.com/office/word/2016/wordml/cid" xmlns:w16="http://schemas.microsoft.com/office/word/2018/wordml" xmlns:w16du="http://schemas.microsoft.com/office/word/2023/wordml/word16du" xmlns:w16sdtdh="http://schemas.microsoft.com/office/word/2020/wordml/sdtdatahash" xmlns:w16sdtfl="http://schemas.microsoft.com/office/word/2024/wordml/sdtformatlock" xmlns:w16se="http://schemas.microsoft.com/office/word/2015/wordml/symex" xmlns:wpg="http://schemas.microsoft.com/office/word/2010/wordprocessingGroup" xmlns:wpi="http://schemas.microsoft.com/office/word/2010/wordprocessingInk" xmlns:wne="http://schemas.microsoft.com/office/word/2006/wordml" xmlns:wps="http://schemas.microsoft.com/office/word/2010/wordprocessingShape" mc:Ignorable="w14 w15 w16se w16cid w16 w16cex w16sdtdh w16sdtfl w16du wp14">
   <w:endnote w:type="separator" w:id="-1">
     <w:p>
       <w:pPr>
@@ -1692,7 +1773,7 @@
 </file>
 
 <file path=word/footer1.xml><?xml version="1.0" encoding="utf-8"?>
-<w:ftr xmlns:wpc="http://schemas.microsoft.com/office/word/2010/wordprocessingCanvas" xmlns:cx="http://schemas.microsoft.com/office/drawing/2014/chartex" xmlns:cx1="http://schemas.microsoft.com/office/drawing/2015/9/8/chartex" xmlns:cx2="http://schemas.microsoft.com/office/drawing/2015/10/21/chartex" xmlns:cx3="http://schemas.microsoft.com/office/drawing/2016/5/9/chartex" xmlns:cx4="http://schemas.microsoft.com/office/drawing/2016/5/10/chartex" xmlns:cx5="http://schemas.microsoft.com/office/drawing/2016/5/11/chartex" xmlns:cx6="http://schemas.microsoft.com/office/drawing/2016/5/12/chartex" xmlns:cx7="http://schemas.microsoft.com/office/drawing/2016/5/13/chartex" xmlns:cx8="http://schemas.microsoft.com/office/drawing/2016/5/14/chartex" xmlns:mc="http://schemas.openxmlformats.org/markup-compatibility/2006" xmlns:aink="http://schemas.microsoft.com/office/drawing/2016/ink" xmlns:am3d="http://schemas.microsoft.com/office/drawing/2017/model3d" xmlns:o="urn:schemas-microsoft-com:office:office" xmlns:oel="http://schemas.microsoft.com/office/2019/extlst" xmlns:r="http://schemas.openxmlformats.org/officeDocument/2006/relationships" xmlns:m="http://schemas.openxmlformats.org/officeDocument/2006/math" xmlns:v="urn:schemas-microsoft-com:vml" xmlns:wp14="http://schemas.microsoft.com/office/word/2010/wordprocessingDrawing" xmlns:wp="http://schemas.openxmlformats.org/drawingml/2006/wordprocessingDrawing" xmlns:w10="urn:schemas-microsoft-com:office:word" xmlns:w="http://schemas.openxmlformats.org/wordprocessingml/2006/main" xmlns:w14="http://schemas.microsoft.com/office/word/2010/wordml" xmlns:w15="http://schemas.microsoft.com/office/word/2012/wordml" xmlns:w16cex="http://schemas.microsoft.com/office/word/2018/wordml/cex" xmlns:w16cid="http://schemas.microsoft.com/office/word/2016/wordml/cid" xmlns:w16="http://schemas.microsoft.com/office/word/2018/wordml" xmlns:w16du="http://schemas.microsoft.com/office/word/2023/wordml/word16du" xmlns:w16sdtdh="http://schemas.microsoft.com/office/word/2020/wordml/sdtdatahash" xmlns:w16se="http://schemas.microsoft.com/office/word/2015/wordml/symex" xmlns:wpg="http://schemas.microsoft.com/office/word/2010/wordprocessingGroup" xmlns:wpi="http://schemas.microsoft.com/office/word/2010/wordprocessingInk" xmlns:wne="http://schemas.microsoft.com/office/word/2006/wordml" xmlns:wps="http://schemas.microsoft.com/office/word/2010/wordprocessingShape" mc:Ignorable="w14 w15 w16se w16cid w16 w16cex w16sdtdh w16du wp14">
+<w:ftr xmlns:wpc="http://schemas.microsoft.com/office/word/2010/wordprocessingCanvas" xmlns:cx="http://schemas.microsoft.com/office/drawing/2014/chartex" xmlns:cx1="http://schemas.microsoft.com/office/drawing/2015/9/8/chartex" xmlns:cx2="http://schemas.microsoft.com/office/drawing/2015/10/21/chartex" xmlns:cx3="http://schemas.microsoft.com/office/drawing/2016/5/9/chartex" xmlns:cx4="http://schemas.microsoft.com/office/drawing/2016/5/10/chartex" xmlns:cx5="http://schemas.microsoft.com/office/drawing/2016/5/11/chartex" xmlns:cx6="http://schemas.microsoft.com/office/drawing/2016/5/12/chartex" xmlns:cx7="http://schemas.microsoft.com/office/drawing/2016/5/13/chartex" xmlns:cx8="http://schemas.microsoft.com/office/drawing/2016/5/14/chartex" xmlns:mc="http://schemas.openxmlformats.org/markup-compatibility/2006" xmlns:aink="http://schemas.microsoft.com/office/drawing/2016/ink" xmlns:am3d="http://schemas.microsoft.com/office/drawing/2017/model3d" xmlns:o="urn:schemas-microsoft-com:office:office" xmlns:oel="http://schemas.microsoft.com/office/2019/extlst" xmlns:r="http://schemas.openxmlformats.org/officeDocument/2006/relationships" xmlns:m="http://schemas.openxmlformats.org/officeDocument/2006/math" xmlns:v="urn:schemas-microsoft-com:vml" xmlns:wp14="http://schemas.microsoft.com/office/word/2010/wordprocessingDrawing" xmlns:wp="http://schemas.openxmlformats.org/drawingml/2006/wordprocessingDrawing" xmlns:w10="urn:schemas-microsoft-com:office:word" xmlns:w="http://schemas.openxmlformats.org/wordprocessingml/2006/main" xmlns:w14="http://schemas.microsoft.com/office/word/2010/wordml" xmlns:w15="http://schemas.microsoft.com/office/word/2012/wordml" xmlns:w16cex="http://schemas.microsoft.com/office/word/2018/wordml/cex" xmlns:w16cid="http://schemas.microsoft.com/office/word/2016/wordml/cid" xmlns:w16="http://schemas.microsoft.com/office/word/2018/wordml" xmlns:w16du="http://schemas.microsoft.com/office/word/2023/wordml/word16du" xmlns:w16sdtdh="http://schemas.microsoft.com/office/word/2020/wordml/sdtdatahash" xmlns:w16sdtfl="http://schemas.microsoft.com/office/word/2024/wordml/sdtformatlock" xmlns:w16se="http://schemas.microsoft.com/office/word/2015/wordml/symex" xmlns:wpg="http://schemas.microsoft.com/office/word/2010/wordprocessingGroup" xmlns:wpi="http://schemas.microsoft.com/office/word/2010/wordprocessingInk" xmlns:wne="http://schemas.microsoft.com/office/word/2006/wordml" xmlns:wps="http://schemas.microsoft.com/office/word/2010/wordprocessingShape" mc:Ignorable="w14 w15 w16se w16cid w16 w16cex w16sdtdh w16sdtfl w16du wp14">
   <w:sdt>
     <w:sdtPr>
       <w:rPr>
@@ -1863,7 +1944,7 @@
 </file>
 
 <file path=word/footnotes.xml><?xml version="1.0" encoding="utf-8"?>
-<w:footnotes xmlns:wpc="http://schemas.microsoft.com/office/word/2010/wordprocessingCanvas" xmlns:cx="http://schemas.microsoft.com/office/drawing/2014/chartex" xmlns:cx1="http://schemas.microsoft.com/office/drawing/2015/9/8/chartex" xmlns:cx2="http://schemas.microsoft.com/office/drawing/2015/10/21/chartex" xmlns:cx3="http://schemas.microsoft.com/office/drawing/2016/5/9/chartex" xmlns:cx4="http://schemas.microsoft.com/office/drawing/2016/5/10/chartex" xmlns:cx5="http://schemas.microsoft.com/office/drawing/2016/5/11/chartex" xmlns:cx6="http://schemas.microsoft.com/office/drawing/2016/5/12/chartex" xmlns:cx7="http://schemas.microsoft.com/office/drawing/2016/5/13/chartex" xmlns:cx8="http://schemas.microsoft.com/office/drawing/2016/5/14/chartex" xmlns:mc="http://schemas.openxmlformats.org/markup-compatibility/2006" xmlns:aink="http://schemas.microsoft.com/office/drawing/2016/ink" xmlns:am3d="http://schemas.microsoft.com/office/drawing/2017/model3d" xmlns:o="urn:schemas-microsoft-com:office:office" xmlns:oel="http://schemas.microsoft.com/office/2019/extlst" xmlns:r="http://schemas.openxmlformats.org/officeDocument/2006/relationships" xmlns:m="http://schemas.openxmlformats.org/officeDocument/2006/math" xmlns:v="urn:schemas-microsoft-com:vml" xmlns:wp14="http://schemas.microsoft.com/office/word/2010/wordprocessingDrawing" xmlns:wp="http://schemas.openxmlformats.org/drawingml/2006/wordprocessingDrawing" xmlns:w10="urn:schemas-microsoft-com:office:word" xmlns:w="http://schemas.openxmlformats.org/wordprocessingml/2006/main" xmlns:w14="http://schemas.microsoft.com/office/word/2010/wordml" xmlns:w15="http://schemas.microsoft.com/office/word/2012/wordml" xmlns:w16cex="http://schemas.microsoft.com/office/word/2018/wordml/cex" xmlns:w16cid="http://schemas.microsoft.com/office/word/2016/wordml/cid" xmlns:w16="http://schemas.microsoft.com/office/word/2018/wordml" xmlns:w16du="http://schemas.microsoft.com/office/word/2023/wordml/word16du" xmlns:w16sdtdh="http://schemas.microsoft.com/office/word/2020/wordml/sdtdatahash" xmlns:w16se="http://schemas.microsoft.com/office/word/2015/wordml/symex" xmlns:wpg="http://schemas.microsoft.com/office/word/2010/wordprocessingGroup" xmlns:wpi="http://schemas.microsoft.com/office/word/2010/wordprocessingInk" xmlns:wne="http://schemas.microsoft.com/office/word/2006/wordml" xmlns:wps="http://schemas.microsoft.com/office/word/2010/wordprocessingShape" mc:Ignorable="w14 w15 w16se w16cid w16 w16cex w16sdtdh w16du wp14">
+<w:footnotes xmlns:wpc="http://schemas.microsoft.com/office/word/2010/wordprocessingCanvas" xmlns:cx="http://schemas.microsoft.com/office/drawing/2014/chartex" xmlns:cx1="http://schemas.microsoft.com/office/drawing/2015/9/8/chartex" xmlns:cx2="http://schemas.microsoft.com/office/drawing/2015/10/21/chartex" xmlns:cx3="http://schemas.microsoft.com/office/drawing/2016/5/9/chartex" xmlns:cx4="http://schemas.microsoft.com/office/drawing/2016/5/10/chartex" xmlns:cx5="http://schemas.microsoft.com/office/drawing/2016/5/11/chartex" xmlns:cx6="http://schemas.microsoft.com/office/drawing/2016/5/12/chartex" xmlns:cx7="http://schemas.microsoft.com/office/drawing/2016/5/13/chartex" xmlns:cx8="http://schemas.microsoft.com/office/drawing/2016/5/14/chartex" xmlns:mc="http://schemas.openxmlformats.org/markup-compatibility/2006" xmlns:aink="http://schemas.microsoft.com/office/drawing/2016/ink" xmlns:am3d="http://schemas.microsoft.com/office/drawing/2017/model3d" xmlns:o="urn:schemas-microsoft-com:office:office" xmlns:oel="http://schemas.microsoft.com/office/2019/extlst" xmlns:r="http://schemas.openxmlformats.org/officeDocument/2006/relationships" xmlns:m="http://schemas.openxmlformats.org/officeDocument/2006/math" xmlns:v="urn:schemas-microsoft-com:vml" xmlns:wp14="http://schemas.microsoft.com/office/word/2010/wordprocessingDrawing" xmlns:wp="http://schemas.openxmlformats.org/drawingml/2006/wordprocessingDrawing" xmlns:w10="urn:schemas-microsoft-com:office:word" xmlns:w="http://schemas.openxmlformats.org/wordprocessingml/2006/main" xmlns:w14="http://schemas.microsoft.com/office/word/2010/wordml" xmlns:w15="http://schemas.microsoft.com/office/word/2012/wordml" xmlns:w16cex="http://schemas.microsoft.com/office/word/2018/wordml/cex" xmlns:w16cid="http://schemas.microsoft.com/office/word/2016/wordml/cid" xmlns:w16="http://schemas.microsoft.com/office/word/2018/wordml" xmlns:w16du="http://schemas.microsoft.com/office/word/2023/wordml/word16du" xmlns:w16sdtdh="http://schemas.microsoft.com/office/word/2020/wordml/sdtdatahash" xmlns:w16sdtfl="http://schemas.microsoft.com/office/word/2024/wordml/sdtformatlock" xmlns:w16se="http://schemas.microsoft.com/office/word/2015/wordml/symex" xmlns:wpg="http://schemas.microsoft.com/office/word/2010/wordprocessingGroup" xmlns:wpi="http://schemas.microsoft.com/office/word/2010/wordprocessingInk" xmlns:wne="http://schemas.microsoft.com/office/word/2006/wordml" xmlns:wps="http://schemas.microsoft.com/office/word/2010/wordprocessingShape" mc:Ignorable="w14 w15 w16se w16cid w16 w16cex w16sdtdh w16sdtfl w16du wp14">
   <w:footnote w:type="separator" w:id="-1">
     <w:p>
       <w:pPr>
@@ -1888,7 +1969,7 @@
 </file>
 
 <file path=word/header1.xml><?xml version="1.0" encoding="utf-8"?>
-<w:hdr xmlns:wpc="http://schemas.microsoft.com/office/word/2010/wordprocessingCanvas" xmlns:cx="http://schemas.microsoft.com/office/drawing/2014/chartex" xmlns:cx1="http://schemas.microsoft.com/office/drawing/2015/9/8/chartex" xmlns:cx2="http://schemas.microsoft.com/office/drawing/2015/10/21/chartex" xmlns:cx3="http://schemas.microsoft.com/office/drawing/2016/5/9/chartex" xmlns:cx4="http://schemas.microsoft.com/office/drawing/2016/5/10/chartex" xmlns:cx5="http://schemas.microsoft.com/office/drawing/2016/5/11/chartex" xmlns:cx6="http://schemas.microsoft.com/office/drawing/2016/5/12/chartex" xmlns:cx7="http://schemas.microsoft.com/office/drawing/2016/5/13/chartex" xmlns:cx8="http://schemas.microsoft.com/office/drawing/2016/5/14/chartex" xmlns:mc="http://schemas.openxmlformats.org/markup-compatibility/2006" xmlns:aink="http://schemas.microsoft.com/office/drawing/2016/ink" xmlns:am3d="http://schemas.microsoft.com/office/drawing/2017/model3d" xmlns:o="urn:schemas-microsoft-com:office:office" xmlns:oel="http://schemas.microsoft.com/office/2019/extlst" xmlns:r="http://schemas.openxmlformats.org/officeDocument/2006/relationships" xmlns:m="http://schemas.openxmlformats.org/officeDocument/2006/math" xmlns:v="urn:schemas-microsoft-com:vml" xmlns:wp14="http://schemas.microsoft.com/office/word/2010/wordprocessingDrawing" xmlns:wp="http://schemas.openxmlformats.org/drawingml/2006/wordprocessingDrawing" xmlns:w10="urn:schemas-microsoft-com:office:word" xmlns:w="http://schemas.openxmlformats.org/wordprocessingml/2006/main" xmlns:w14="http://schemas.microsoft.com/office/word/2010/wordml" xmlns:w15="http://schemas.microsoft.com/office/word/2012/wordml" xmlns:w16cex="http://schemas.microsoft.com/office/word/2018/wordml/cex" xmlns:w16cid="http://schemas.microsoft.com/office/word/2016/wordml/cid" xmlns:w16="http://schemas.microsoft.com/office/word/2018/wordml" xmlns:w16du="http://schemas.microsoft.com/office/word/2023/wordml/word16du" xmlns:w16sdtdh="http://schemas.microsoft.com/office/word/2020/wordml/sdtdatahash" xmlns:w16se="http://schemas.microsoft.com/office/word/2015/wordml/symex" xmlns:wpg="http://schemas.microsoft.com/office/word/2010/wordprocessingGroup" xmlns:wpi="http://schemas.microsoft.com/office/word/2010/wordprocessingInk" xmlns:wne="http://schemas.microsoft.com/office/word/2006/wordml" xmlns:wps="http://schemas.microsoft.com/office/word/2010/wordprocessingShape" mc:Ignorable="w14 w15 w16se w16cid w16 w16cex w16sdtdh w16du wp14">
+<w:hdr xmlns:wpc="http://schemas.microsoft.com/office/word/2010/wordprocessingCanvas" xmlns:cx="http://schemas.microsoft.com/office/drawing/2014/chartex" xmlns:cx1="http://schemas.microsoft.com/office/drawing/2015/9/8/chartex" xmlns:cx2="http://schemas.microsoft.com/office/drawing/2015/10/21/chartex" xmlns:cx3="http://schemas.microsoft.com/office/drawing/2016/5/9/chartex" xmlns:cx4="http://schemas.microsoft.com/office/drawing/2016/5/10/chartex" xmlns:cx5="http://schemas.microsoft.com/office/drawing/2016/5/11/chartex" xmlns:cx6="http://schemas.microsoft.com/office/drawing/2016/5/12/chartex" xmlns:cx7="http://schemas.microsoft.com/office/drawing/2016/5/13/chartex" xmlns:cx8="http://schemas.microsoft.com/office/drawing/2016/5/14/chartex" xmlns:mc="http://schemas.openxmlformats.org/markup-compatibility/2006" xmlns:aink="http://schemas.microsoft.com/office/drawing/2016/ink" xmlns:am3d="http://schemas.microsoft.com/office/drawing/2017/model3d" xmlns:o="urn:schemas-microsoft-com:office:office" xmlns:oel="http://schemas.microsoft.com/office/2019/extlst" xmlns:r="http://schemas.openxmlformats.org/officeDocument/2006/relationships" xmlns:m="http://schemas.openxmlformats.org/officeDocument/2006/math" xmlns:v="urn:schemas-microsoft-com:vml" xmlns:wp14="http://schemas.microsoft.com/office/word/2010/wordprocessingDrawing" xmlns:wp="http://schemas.openxmlformats.org/drawingml/2006/wordprocessingDrawing" xmlns:w10="urn:schemas-microsoft-com:office:word" xmlns:w="http://schemas.openxmlformats.org/wordprocessingml/2006/main" xmlns:w14="http://schemas.microsoft.com/office/word/2010/wordml" xmlns:w15="http://schemas.microsoft.com/office/word/2012/wordml" xmlns:w16cex="http://schemas.microsoft.com/office/word/2018/wordml/cex" xmlns:w16cid="http://schemas.microsoft.com/office/word/2016/wordml/cid" xmlns:w16="http://schemas.microsoft.com/office/word/2018/wordml" xmlns:w16du="http://schemas.microsoft.com/office/word/2023/wordml/word16du" xmlns:w16sdtdh="http://schemas.microsoft.com/office/word/2020/wordml/sdtdatahash" xmlns:w16sdtfl="http://schemas.microsoft.com/office/word/2024/wordml/sdtformatlock" xmlns:w16se="http://schemas.microsoft.com/office/word/2015/wordml/symex" xmlns:wpg="http://schemas.microsoft.com/office/word/2010/wordprocessingGroup" xmlns:wpi="http://schemas.microsoft.com/office/word/2010/wordprocessingInk" xmlns:wne="http://schemas.microsoft.com/office/word/2006/wordml" xmlns:wps="http://schemas.microsoft.com/office/word/2010/wordprocessingShape" mc:Ignorable="w14 w15 w16se w16cid w16 w16cex w16sdtdh w16sdtfl w16du wp14">
   <w:p>
     <w:pPr>
       <w:pStyle w:val="Header"/>
@@ -1945,7 +2026,7 @@
 </file>
 
 <file path=word/numbering.xml><?xml version="1.0" encoding="utf-8"?>
-<w:numbering xmlns:wpc="http://schemas.microsoft.com/office/word/2010/wordprocessingCanvas" xmlns:cx="http://schemas.microsoft.com/office/drawing/2014/chartex" xmlns:cx1="http://schemas.microsoft.com/office/drawing/2015/9/8/chartex" xmlns:cx2="http://schemas.microsoft.com/office/drawing/2015/10/21/chartex" xmlns:cx3="http://schemas.microsoft.com/office/drawing/2016/5/9/chartex" xmlns:cx4="http://schemas.microsoft.com/office/drawing/2016/5/10/chartex" xmlns:cx5="http://schemas.microsoft.com/office/drawing/2016/5/11/chartex" xmlns:cx6="http://schemas.microsoft.com/office/drawing/2016/5/12/chartex" xmlns:cx7="http://schemas.microsoft.com/office/drawing/2016/5/13/chartex" xmlns:cx8="http://schemas.microsoft.com/office/drawing/2016/5/14/chartex" xmlns:mc="http://schemas.openxmlformats.org/markup-compatibility/2006" xmlns:aink="http://schemas.microsoft.com/office/drawing/2016/ink" xmlns:am3d="http://schemas.microsoft.com/office/drawing/2017/model3d" xmlns:o="urn:schemas-microsoft-com:office:office" xmlns:oel="http://schemas.microsoft.com/office/2019/extlst" xmlns:r="http://schemas.openxmlformats.org/officeDocument/2006/relationships" xmlns:m="http://schemas.openxmlformats.org/officeDocument/2006/math" xmlns:v="urn:schemas-microsoft-com:vml" xmlns:wp14="http://schemas.microsoft.com/office/word/2010/wordprocessingDrawing" xmlns:wp="http://schemas.openxmlformats.org/drawingml/2006/wordprocessingDrawing" xmlns:w10="urn:schemas-microsoft-com:office:word" xmlns:w="http://schemas.openxmlformats.org/wordprocessingml/2006/main" xmlns:w14="http://schemas.microsoft.com/office/word/2010/wordml" xmlns:w15="http://schemas.microsoft.com/office/word/2012/wordml" xmlns:w16cex="http://schemas.microsoft.com/office/word/2018/wordml/cex" xmlns:w16cid="http://schemas.microsoft.com/office/word/2016/wordml/cid" xmlns:w16="http://schemas.microsoft.com/office/word/2018/wordml" xmlns:w16du="http://schemas.microsoft.com/office/word/2023/wordml/word16du" xmlns:w16sdtdh="http://schemas.microsoft.com/office/word/2020/wordml/sdtdatahash" xmlns:w16se="http://schemas.microsoft.com/office/word/2015/wordml/symex" xmlns:wpg="http://schemas.microsoft.com/office/word/2010/wordprocessingGroup" xmlns:wpi="http://schemas.microsoft.com/office/word/2010/wordprocessingInk" xmlns:wne="http://schemas.microsoft.com/office/word/2006/wordml" xmlns:wps="http://schemas.microsoft.com/office/word/2010/wordprocessingShape" mc:Ignorable="w14 w15 w16se w16cid w16 w16cex w16sdtdh w16du wp14">
+<w:numbering xmlns:wpc="http://schemas.microsoft.com/office/word/2010/wordprocessingCanvas" xmlns:cx="http://schemas.microsoft.com/office/drawing/2014/chartex" xmlns:cx1="http://schemas.microsoft.com/office/drawing/2015/9/8/chartex" xmlns:cx2="http://schemas.microsoft.com/office/drawing/2015/10/21/chartex" xmlns:cx3="http://schemas.microsoft.com/office/drawing/2016/5/9/chartex" xmlns:cx4="http://schemas.microsoft.com/office/drawing/2016/5/10/chartex" xmlns:cx5="http://schemas.microsoft.com/office/drawing/2016/5/11/chartex" xmlns:cx6="http://schemas.microsoft.com/office/drawing/2016/5/12/chartex" xmlns:cx7="http://schemas.microsoft.com/office/drawing/2016/5/13/chartex" xmlns:cx8="http://schemas.microsoft.com/office/drawing/2016/5/14/chartex" xmlns:mc="http://schemas.openxmlformats.org/markup-compatibility/2006" xmlns:aink="http://schemas.microsoft.com/office/drawing/2016/ink" xmlns:am3d="http://schemas.microsoft.com/office/drawing/2017/model3d" xmlns:o="urn:schemas-microsoft-com:office:office" xmlns:oel="http://schemas.microsoft.com/office/2019/extlst" xmlns:r="http://schemas.openxmlformats.org/officeDocument/2006/relationships" xmlns:m="http://schemas.openxmlformats.org/officeDocument/2006/math" xmlns:v="urn:schemas-microsoft-com:vml" xmlns:wp14="http://schemas.microsoft.com/office/word/2010/wordprocessingDrawing" xmlns:wp="http://schemas.openxmlformats.org/drawingml/2006/wordprocessingDrawing" xmlns:w10="urn:schemas-microsoft-com:office:word" xmlns:w="http://schemas.openxmlformats.org/wordprocessingml/2006/main" xmlns:w14="http://schemas.microsoft.com/office/word/2010/wordml" xmlns:w15="http://schemas.microsoft.com/office/word/2012/wordml" xmlns:w16cex="http://schemas.microsoft.com/office/word/2018/wordml/cex" xmlns:w16cid="http://schemas.microsoft.com/office/word/2016/wordml/cid" xmlns:w16="http://schemas.microsoft.com/office/word/2018/wordml" xmlns:w16du="http://schemas.microsoft.com/office/word/2023/wordml/word16du" xmlns:w16sdtdh="http://schemas.microsoft.com/office/word/2020/wordml/sdtdatahash" xmlns:w16sdtfl="http://schemas.microsoft.com/office/word/2024/wordml/sdtformatlock" xmlns:w16se="http://schemas.microsoft.com/office/word/2015/wordml/symex" xmlns:wpg="http://schemas.microsoft.com/office/word/2010/wordprocessingGroup" xmlns:wpi="http://schemas.microsoft.com/office/word/2010/wordprocessingInk" xmlns:wne="http://schemas.microsoft.com/office/word/2006/wordml" xmlns:wps="http://schemas.microsoft.com/office/word/2010/wordprocessingShape" mc:Ignorable="w14 w15 w16se w16cid w16 w16cex w16sdtdh w16sdtfl w16du wp14">
   <w:abstractNum w:abstractNumId="0" w15:restartNumberingAfterBreak="0">
     <w:nsid w:val="00CE1F75"/>
     <w:multiLevelType w:val="hybridMultilevel"/>
@@ -5629,7 +5710,7 @@
 </file>
 
 <file path=word/styles.xml><?xml version="1.0" encoding="utf-8"?>
-<w:styles xmlns:mc="http://schemas.openxmlformats.org/markup-compatibility/2006" xmlns:r="http://schemas.openxmlformats.org/officeDocument/2006/relationships" xmlns:w="http://schemas.openxmlformats.org/wordprocessingml/2006/main" xmlns:w14="http://schemas.microsoft.com/office/word/2010/wordml" xmlns:w15="http://schemas.microsoft.com/office/word/2012/wordml" xmlns:w16cex="http://schemas.microsoft.com/office/word/2018/wordml/cex" xmlns:w16cid="http://schemas.microsoft.com/office/word/2016/wordml/cid" xmlns:w16="http://schemas.microsoft.com/office/word/2018/wordml" xmlns:w16du="http://schemas.microsoft.com/office/word/2023/wordml/word16du" xmlns:w16sdtdh="http://schemas.microsoft.com/office/word/2020/wordml/sdtdatahash" xmlns:w16se="http://schemas.microsoft.com/office/word/2015/wordml/symex" mc:Ignorable="w14 w15 w16se w16cid w16 w16cex w16sdtdh w16du">
+<w:styles xmlns:mc="http://schemas.openxmlformats.org/markup-compatibility/2006" xmlns:r="http://schemas.openxmlformats.org/officeDocument/2006/relationships" xmlns:w="http://schemas.openxmlformats.org/wordprocessingml/2006/main" xmlns:w14="http://schemas.microsoft.com/office/word/2010/wordml" xmlns:w15="http://schemas.microsoft.com/office/word/2012/wordml" xmlns:w16cex="http://schemas.microsoft.com/office/word/2018/wordml/cex" xmlns:w16cid="http://schemas.microsoft.com/office/word/2016/wordml/cid" xmlns:w16="http://schemas.microsoft.com/office/word/2018/wordml" xmlns:w16du="http://schemas.microsoft.com/office/word/2023/wordml/word16du" xmlns:w16sdtdh="http://schemas.microsoft.com/office/word/2020/wordml/sdtdatahash" xmlns:w16sdtfl="http://schemas.microsoft.com/office/word/2024/wordml/sdtformatlock" xmlns:w16se="http://schemas.microsoft.com/office/word/2015/wordml/symex" mc:Ignorable="w14 w15 w16se w16cid w16 w16cex w16sdtdh w16sdtfl w16du">
   <w:docDefaults>
     <w:rPrDefault>
       <w:rPr>
